--- a/lessions/0004_2.docx
+++ b/lessions/0004_2.docx
@@ -139,7 +139,7 @@
     </w:p>
     <w:p>
       <w:r>
-        <w:t>She is a nururse. (cô ấy là y tá)</w:t>
+        <w:t>She is a nurse. (cô ấy là y tá)</w:t>
       </w:r>
     </w:p>
     <w:p>
